--- a/templates/defect_act_template.docx
+++ b/templates/defect_act_template.docx
@@ -1,6 +1,6 @@
 
 <file path=word/document.xml><?xml version="1.0" encoding="utf-8"?>
-<w:document xmlns:wpc="http://schemas.microsoft.com/office/word/2010/wordprocessingCanvas" xmlns:cx="http://schemas.microsoft.com/office/drawing/2014/chartex" xmlns:cx1="http://schemas.microsoft.com/office/drawing/2015/9/8/chartex" xmlns:cx2="http://schemas.microsoft.com/office/drawing/2015/10/21/chartex" xmlns:cx3="http://schemas.microsoft.com/office/drawing/2016/5/9/chartex" xmlns:cx4="http://schemas.microsoft.com/office/drawing/2016/5/10/chartex" xmlns:cx5="http://schemas.microsoft.com/office/drawing/2016/5/11/chartex" xmlns:cx6="http://schemas.microsoft.com/office/drawing/2016/5/12/chartex" xmlns:cx7="http://schemas.microsoft.com/office/drawing/2016/5/13/chartex" xmlns:cx8="http://schemas.microsoft.com/office/drawing/2016/5/14/chartex" xmlns:mc="http://schemas.openxmlformats.org/markup-compatibility/2006" xmlns:aink="http://schemas.microsoft.com/office/drawing/2016/ink" xmlns:am3d="http://schemas.microsoft.com/office/drawing/2017/model3d" xmlns:o="urn:schemas-microsoft-com:office:office" xmlns:oel="http://schemas.microsoft.com/office/2019/extlst" xmlns:r="http://schemas.openxmlformats.org/officeDocument/2006/relationships" xmlns:m="http://schemas.openxmlformats.org/officeDocument/2006/math" xmlns:v="urn:schemas-microsoft-com:vml" xmlns:wp14="http://schemas.microsoft.com/office/word/2010/wordprocessingDrawing" xmlns:wp="http://schemas.openxmlformats.org/drawingml/2006/wordprocessingDrawing" xmlns:w10="urn:schemas-microsoft-com:office:word" xmlns:w="http://schemas.openxmlformats.org/wordprocessingml/2006/main" xmlns:w14="http://schemas.microsoft.com/office/word/2010/wordml" xmlns:w15="http://schemas.microsoft.com/office/word/2012/wordml" xmlns:w16cex="http://schemas.microsoft.com/office/word/2018/wordml/cex" xmlns:w16cid="http://schemas.microsoft.com/office/word/2016/wordml/cid" xmlns:w16="http://schemas.microsoft.com/office/word/2018/wordml" xmlns:w16du="http://schemas.microsoft.com/office/word/2023/wordml/word16du" xmlns:w16sdtdh="http://schemas.microsoft.com/office/word/2020/wordml/sdtdatahash" xmlns:w16sdtfl="http://schemas.microsoft.com/office/word/2024/wordml/sdtformatlock" xmlns:w16se="http://schemas.microsoft.com/office/word/2015/wordml/symex" xmlns:wpg="http://schemas.microsoft.com/office/word/2010/wordprocessingGroup" xmlns:wpi="http://schemas.microsoft.com/office/word/2010/wordprocessingInk" xmlns:wne="http://schemas.microsoft.com/office/word/2006/wordml" xmlns:wps="http://schemas.microsoft.com/office/word/2010/wordprocessingShape" mc:Ignorable="w14 w15 w16se w16cid w16 w16cex w16sdtdh w16sdtfl w16du wp14">
+<w:document xmlns:wpc="http://schemas.microsoft.com/office/word/2010/wordprocessingCanvas" xmlns:cx="http://schemas.microsoft.com/office/drawing/2014/chartex" xmlns:cx1="http://schemas.microsoft.com/office/drawing/2015/9/8/chartex" xmlns:cx2="http://schemas.microsoft.com/office/drawing/2015/10/21/chartex" xmlns:cx3="http://schemas.microsoft.com/office/drawing/2016/5/9/chartex" xmlns:cx4="http://schemas.microsoft.com/office/drawing/2016/5/10/chartex" xmlns:cx5="http://schemas.microsoft.com/office/drawing/2016/5/11/chartex" xmlns:cx6="http://schemas.microsoft.com/office/drawing/2016/5/12/chartex" xmlns:cx7="http://schemas.microsoft.com/office/drawing/2016/5/13/chartex" xmlns:cx8="http://schemas.microsoft.com/office/drawing/2016/5/14/chartex" xmlns:mc="http://schemas.openxmlformats.org/markup-compatibility/2006" xmlns:aink="http://schemas.microsoft.com/office/drawing/2016/ink" xmlns:am3d="http://schemas.microsoft.com/office/drawing/2017/model3d" xmlns:o="urn:schemas-microsoft-com:office:office" xmlns:oel="http://schemas.microsoft.com/office/2019/extlst" xmlns:r="http://schemas.openxmlformats.org/officeDocument/2006/relationships" xmlns:m="http://schemas.openxmlformats.org/officeDocument/2006/math" xmlns:v="urn:schemas-microsoft-com:vml" xmlns:wp14="http://schemas.microsoft.com/office/word/2010/wordprocessingDrawing" xmlns:wp="http://schemas.openxmlformats.org/drawingml/2006/wordprocessingDrawing" xmlns:w10="urn:schemas-microsoft-com:office:word" xmlns:w="http://schemas.openxmlformats.org/wordprocessingml/2006/main" xmlns:w14="http://schemas.microsoft.com/office/word/2010/wordml" xmlns:w15="http://schemas.microsoft.com/office/word/2012/wordml" xmlns:w16cex="http://schemas.microsoft.com/office/word/2018/wordml/cex" xmlns:w16cid="http://schemas.microsoft.com/office/word/2016/wordml/cid" xmlns:w16="http://schemas.microsoft.com/office/word/2018/wordml" xmlns:w16sdtdh="http://schemas.microsoft.com/office/word/2020/wordml/sdtdatahash" xmlns:w16se="http://schemas.microsoft.com/office/word/2015/wordml/symex" xmlns:wpg="http://schemas.microsoft.com/office/word/2010/wordprocessingGroup" xmlns:wpi="http://schemas.microsoft.com/office/word/2010/wordprocessingInk" xmlns:wne="http://schemas.microsoft.com/office/word/2006/wordml" xmlns:wps="http://schemas.microsoft.com/office/word/2010/wordprocessingShape" mc:Ignorable="w14 w15 w16se w16cid w16 w16cex w16sdtdh wp14">
   <w:body>
     <w:p>
       <w:pPr>
@@ -37,7 +37,21 @@
         <w:rPr>
           <w:rFonts w:eastAsia="Times New Roman"/>
         </w:rPr>
-        <w:t>692906, Приморский край, г. Находка, ул. Первая, зд. 1Б</w:t>
+        <w:t xml:space="preserve">692906, Приморский край, г. Находка, ул. Первая, </w:t>
+      </w:r>
+      <w:proofErr w:type="spellStart"/>
+      <w:r>
+        <w:rPr>
+          <w:rFonts w:eastAsia="Times New Roman"/>
+        </w:rPr>
+        <w:t>зд</w:t>
+      </w:r>
+      <w:proofErr w:type="spellEnd"/>
+      <w:r>
+        <w:rPr>
+          <w:rFonts w:eastAsia="Times New Roman"/>
+        </w:rPr>
+        <w:t>. 1Б</w:t>
       </w:r>
     </w:p>
     <w:p>
@@ -122,7 +136,27 @@
           <w:b/>
           <w:bCs/>
         </w:rPr>
-        <w:t>{{ship_code}}</w:t>
+        <w:t>{{</w:t>
+      </w:r>
+      <w:proofErr w:type="spellStart"/>
+      <w:r>
+        <w:rPr>
+          <w:rStyle w:val="placeholder1"/>
+          <w:rFonts w:eastAsia="Times New Roman"/>
+          <w:b/>
+          <w:bCs/>
+        </w:rPr>
+        <w:t>ship_code</w:t>
+      </w:r>
+      <w:proofErr w:type="spellEnd"/>
+      <w:r>
+        <w:rPr>
+          <w:rStyle w:val="placeholder1"/>
+          <w:rFonts w:eastAsia="Times New Roman"/>
+          <w:b/>
+          <w:bCs/>
+        </w:rPr>
+        <w:t>}}</w:t>
       </w:r>
       <w:r>
         <w:rPr>
@@ -139,7 +173,27 @@
           <w:b/>
           <w:bCs/>
         </w:rPr>
-        <w:t>{{number}}</w:t>
+        <w:t>{{</w:t>
+      </w:r>
+      <w:proofErr w:type="spellStart"/>
+      <w:r>
+        <w:rPr>
+          <w:rStyle w:val="placeholder1"/>
+          <w:rFonts w:eastAsia="Times New Roman"/>
+          <w:b/>
+          <w:bCs/>
+        </w:rPr>
+        <w:t>number</w:t>
+      </w:r>
+      <w:proofErr w:type="spellEnd"/>
+      <w:r>
+        <w:rPr>
+          <w:rStyle w:val="placeholder1"/>
+          <w:rFonts w:eastAsia="Times New Roman"/>
+          <w:b/>
+          <w:bCs/>
+        </w:rPr>
+        <w:t>}}</w:t>
       </w:r>
     </w:p>
     <w:p>
@@ -160,20 +214,67 @@
           <w:rStyle w:val="placeholder1"/>
           <w:rFonts w:eastAsia="Times New Roman"/>
         </w:rPr>
-        <w:t>{{ship}}</w:t>
-      </w:r>
-      <w:r>
-        <w:rPr>
-          <w:rFonts w:eastAsia="Times New Roman"/>
-        </w:rPr>
-        <w:t xml:space="preserve">»              </w:t>
-      </w:r>
-      <w:r>
-        <w:rPr>
-          <w:rStyle w:val="placeholder1"/>
-          <w:rFonts w:eastAsia="Times New Roman"/>
-        </w:rPr>
-        <w:t>{{date}}</w:t>
+        <w:t>{{</w:t>
+      </w:r>
+      <w:proofErr w:type="spellStart"/>
+      <w:r>
+        <w:rPr>
+          <w:rStyle w:val="placeholder1"/>
+          <w:rFonts w:eastAsia="Times New Roman"/>
+        </w:rPr>
+        <w:t>ship</w:t>
+      </w:r>
+      <w:proofErr w:type="spellEnd"/>
+      <w:r>
+        <w:rPr>
+          <w:rStyle w:val="placeholder1"/>
+          <w:rFonts w:eastAsia="Times New Roman"/>
+        </w:rPr>
+        <w:t>}</w:t>
+      </w:r>
+      <w:proofErr w:type="gramStart"/>
+      <w:r>
+        <w:rPr>
+          <w:rStyle w:val="placeholder1"/>
+          <w:rFonts w:eastAsia="Times New Roman"/>
+        </w:rPr>
+        <w:t>}</w:t>
+      </w:r>
+      <w:r>
+        <w:rPr>
+          <w:rFonts w:eastAsia="Times New Roman"/>
+        </w:rPr>
+        <w:t>»   </w:t>
+      </w:r>
+      <w:proofErr w:type="gramEnd"/>
+      <w:r>
+        <w:rPr>
+          <w:rFonts w:eastAsia="Times New Roman"/>
+        </w:rPr>
+        <w:t xml:space="preserve">           </w:t>
+      </w:r>
+      <w:r>
+        <w:rPr>
+          <w:rStyle w:val="placeholder1"/>
+          <w:rFonts w:eastAsia="Times New Roman"/>
+        </w:rPr>
+        <w:t>{{</w:t>
+      </w:r>
+      <w:proofErr w:type="spellStart"/>
+      <w:r>
+        <w:rPr>
+          <w:rStyle w:val="placeholder1"/>
+          <w:rFonts w:eastAsia="Times New Roman"/>
+        </w:rPr>
+        <w:t>date</w:t>
+      </w:r>
+      <w:proofErr w:type="spellEnd"/>
+      <w:r>
+        <w:rPr>
+          <w:rStyle w:val="placeholder1"/>
+          <w:rFonts w:eastAsia="Times New Roman"/>
+        </w:rPr>
+        <w:t>}}</w:t>
       </w:r>
       <w:r>
         <w:rPr>
@@ -206,7 +307,27 @@
           <w:b/>
           <w:bCs/>
         </w:rPr>
-        <w:t>{{ship}}</w:t>
+        <w:t>{{</w:t>
+      </w:r>
+      <w:proofErr w:type="spellStart"/>
+      <w:r>
+        <w:rPr>
+          <w:rStyle w:val="placeholder1"/>
+          <w:rFonts w:eastAsia="Times New Roman"/>
+          <w:b/>
+          <w:bCs/>
+        </w:rPr>
+        <w:t>ship</w:t>
+      </w:r>
+      <w:proofErr w:type="spellEnd"/>
+      <w:r>
+        <w:rPr>
+          <w:rStyle w:val="placeholder1"/>
+          <w:rFonts w:eastAsia="Times New Roman"/>
+          <w:b/>
+          <w:bCs/>
+        </w:rPr>
+        <w:t>}}</w:t>
       </w:r>
     </w:p>
     <w:p>
@@ -233,7 +354,27 @@
           <w:b/>
           <w:bCs/>
         </w:rPr>
-        <w:t>{{equipment}}</w:t>
+        <w:t>{{</w:t>
+      </w:r>
+      <w:proofErr w:type="spellStart"/>
+      <w:r>
+        <w:rPr>
+          <w:rStyle w:val="placeholder1"/>
+          <w:rFonts w:eastAsia="Times New Roman"/>
+          <w:b/>
+          <w:bCs/>
+        </w:rPr>
+        <w:t>equipment</w:t>
+      </w:r>
+      <w:proofErr w:type="spellEnd"/>
+      <w:r>
+        <w:rPr>
+          <w:rStyle w:val="placeholder1"/>
+          <w:rFonts w:eastAsia="Times New Roman"/>
+          <w:b/>
+          <w:bCs/>
+        </w:rPr>
+        <w:t>}}</w:t>
       </w:r>
     </w:p>
     <w:p>
@@ -260,7 +401,27 @@
           <w:b/>
           <w:bCs/>
         </w:rPr>
-        <w:t>{{purpose}}</w:t>
+        <w:t>{{</w:t>
+      </w:r>
+      <w:proofErr w:type="spellStart"/>
+      <w:r>
+        <w:rPr>
+          <w:rStyle w:val="placeholder1"/>
+          <w:rFonts w:eastAsia="Times New Roman"/>
+          <w:b/>
+          <w:bCs/>
+        </w:rPr>
+        <w:t>purpose</w:t>
+      </w:r>
+      <w:proofErr w:type="spellEnd"/>
+      <w:r>
+        <w:rPr>
+          <w:rStyle w:val="placeholder1"/>
+          <w:rFonts w:eastAsia="Times New Roman"/>
+          <w:b/>
+          <w:bCs/>
+        </w:rPr>
+        <w:t>}}</w:t>
       </w:r>
     </w:p>
     <w:p>
@@ -287,7 +448,27 @@
           <w:b/>
           <w:bCs/>
         </w:rPr>
-        <w:t>{{work_object}}</w:t>
+        <w:t>{{</w:t>
+      </w:r>
+      <w:proofErr w:type="spellStart"/>
+      <w:r>
+        <w:rPr>
+          <w:rStyle w:val="placeholder1"/>
+          <w:rFonts w:eastAsia="Times New Roman"/>
+          <w:b/>
+          <w:bCs/>
+        </w:rPr>
+        <w:t>work_object</w:t>
+      </w:r>
+      <w:proofErr w:type="spellEnd"/>
+      <w:r>
+        <w:rPr>
+          <w:rStyle w:val="placeholder1"/>
+          <w:rFonts w:eastAsia="Times New Roman"/>
+          <w:b/>
+          <w:bCs/>
+        </w:rPr>
+        <w:t>}}</w:t>
       </w:r>
     </w:p>
     <w:p>
@@ -314,7 +495,27 @@
           <w:b/>
           <w:bCs/>
         </w:rPr>
-        <w:t>{{basis}}</w:t>
+        <w:t>{{</w:t>
+      </w:r>
+      <w:proofErr w:type="spellStart"/>
+      <w:r>
+        <w:rPr>
+          <w:rStyle w:val="placeholder1"/>
+          <w:rFonts w:eastAsia="Times New Roman"/>
+          <w:b/>
+          <w:bCs/>
+        </w:rPr>
+        <w:t>basis</w:t>
+      </w:r>
+      <w:proofErr w:type="spellEnd"/>
+      <w:r>
+        <w:rPr>
+          <w:rStyle w:val="placeholder1"/>
+          <w:rFonts w:eastAsia="Times New Roman"/>
+          <w:b/>
+          <w:bCs/>
+        </w:rPr>
+        <w:t>}}</w:t>
       </w:r>
     </w:p>
     <w:p>
@@ -373,45 +574,60 @@
           <w:color w:val="1A56DB"/>
         </w:rPr>
         <w:br/>
-        <w:t xml:space="preserve">{{table}} </w:t>
-      </w:r>
-    </w:p>
-    <w:p>
-      <w:pPr>
-        <w:pStyle w:val="a3"/>
-        <w:divId w:val="437600740"/>
-      </w:pPr>
-      <w:r>
-        <w:rPr>
-          <w:b/>
-          <w:bCs/>
-        </w:rPr>
-        <w:t>Заключение дефектационной комиссии:</w:t>
-      </w:r>
-    </w:p>
-    <w:p>
-      <w:pPr>
-        <w:pStyle w:val="a3"/>
-        <w:divId w:val="437600740"/>
-      </w:pPr>
-      <w:r>
-        <w:rPr>
-          <w:rStyle w:val="placeholder1"/>
-        </w:rPr>
-        <w:t>{{conclusion}}</w:t>
+        <w:t>{{</w:t>
+      </w:r>
+      <w:proofErr w:type="spellStart"/>
+      <w:r>
+        <w:rPr>
+          <w:rFonts w:eastAsia="Times New Roman"/>
+          <w:i/>
+          <w:iCs/>
+          <w:color w:val="1A56DB"/>
+        </w:rPr>
+        <w:t>table</w:t>
+      </w:r>
+      <w:proofErr w:type="spellEnd"/>
+      <w:r>
+        <w:rPr>
+          <w:rFonts w:eastAsia="Times New Roman"/>
+          <w:i/>
+          <w:iCs/>
+          <w:color w:val="1A56DB"/>
+        </w:rPr>
+        <w:t xml:space="preserve">}} </w:t>
       </w:r>
     </w:p>
     <w:p>
       <w:pPr>
         <w:pStyle w:val="a3"/>
         <w:divId w:val="1914657605"/>
-      </w:pPr>
-      <w:r>
-        <w:rPr>
-          <w:b/>
-          <w:bCs/>
-        </w:rPr>
-        <w:t>Представитель подрядчика (Исполнитель):</w:t>
+        <w:rPr>
+          <w:b/>
+          <w:bCs/>
+        </w:rPr>
+      </w:pPr>
+      <w:r>
+        <w:rPr>
+          <w:b/>
+          <w:bCs/>
+        </w:rPr>
+        <w:t>{{</w:t>
+      </w:r>
+      <w:proofErr w:type="spellStart"/>
+      <w:r>
+        <w:rPr>
+          <w:b/>
+          <w:bCs/>
+        </w:rPr>
+        <w:t>special_notes</w:t>
+      </w:r>
+      <w:proofErr w:type="spellEnd"/>
+      <w:r>
+        <w:rPr>
+          <w:b/>
+          <w:bCs/>
+        </w:rPr>
+        <w:t>}}</w:t>
       </w:r>
     </w:p>
     <w:p>
@@ -420,6 +636,19 @@
         <w:divId w:val="1914657605"/>
       </w:pPr>
       <w:r>
+        <w:rPr>
+          <w:b/>
+          <w:bCs/>
+        </w:rPr>
+        <w:t>Представитель подрядчика (Исполнитель):</w:t>
+      </w:r>
+    </w:p>
+    <w:p>
+      <w:pPr>
+        <w:pStyle w:val="a3"/>
+        <w:divId w:val="1914657605"/>
+      </w:pPr>
+      <w:r>
         <w:t xml:space="preserve">Инженер-технолог / Мастер участка       / </w:t>
       </w:r>
       <w:r>
@@ -457,10 +686,35 @@
         <w:rPr>
           <w:rStyle w:val="placeholder1"/>
         </w:rPr>
-        <w:t>{{ship}}</w:t>
-      </w:r>
-      <w:r>
-        <w:t xml:space="preserve">»       / </w:t>
+        <w:t>{{</w:t>
+      </w:r>
+      <w:proofErr w:type="spellStart"/>
+      <w:r>
+        <w:rPr>
+          <w:rStyle w:val="placeholder1"/>
+        </w:rPr>
+        <w:t>ship</w:t>
+      </w:r>
+      <w:proofErr w:type="spellEnd"/>
+      <w:r>
+        <w:rPr>
+          <w:rStyle w:val="placeholder1"/>
+        </w:rPr>
+        <w:t>}</w:t>
+      </w:r>
+      <w:proofErr w:type="gramStart"/>
+      <w:r>
+        <w:rPr>
+          <w:rStyle w:val="placeholder1"/>
+        </w:rPr>
+        <w:t>}</w:t>
+      </w:r>
+      <w:r>
+        <w:t>»   </w:t>
+      </w:r>
+      <w:proofErr w:type="gramEnd"/>
+      <w:r>
+        <w:t xml:space="preserve">    / </w:t>
       </w:r>
       <w:r>
         <w:rPr>
@@ -514,7 +768,7 @@
 </file>
 
 <file path=word/styles.xml><?xml version="1.0" encoding="utf-8"?>
-<w:styles xmlns:mc="http://schemas.openxmlformats.org/markup-compatibility/2006" xmlns:r="http://schemas.openxmlformats.org/officeDocument/2006/relationships" xmlns:w="http://schemas.openxmlformats.org/wordprocessingml/2006/main" xmlns:w14="http://schemas.microsoft.com/office/word/2010/wordml" xmlns:w15="http://schemas.microsoft.com/office/word/2012/wordml" xmlns:w16cex="http://schemas.microsoft.com/office/word/2018/wordml/cex" xmlns:w16cid="http://schemas.microsoft.com/office/word/2016/wordml/cid" xmlns:w16="http://schemas.microsoft.com/office/word/2018/wordml" xmlns:w16du="http://schemas.microsoft.com/office/word/2023/wordml/word16du" xmlns:w16sdtdh="http://schemas.microsoft.com/office/word/2020/wordml/sdtdatahash" xmlns:w16sdtfl="http://schemas.microsoft.com/office/word/2024/wordml/sdtformatlock" xmlns:w16se="http://schemas.microsoft.com/office/word/2015/wordml/symex" mc:Ignorable="w14 w15 w16se w16cid w16 w16cex w16sdtdh w16sdtfl w16du">
+<w:styles xmlns:mc="http://schemas.openxmlformats.org/markup-compatibility/2006" xmlns:r="http://schemas.openxmlformats.org/officeDocument/2006/relationships" xmlns:w="http://schemas.openxmlformats.org/wordprocessingml/2006/main" xmlns:w14="http://schemas.microsoft.com/office/word/2010/wordml" xmlns:w15="http://schemas.microsoft.com/office/word/2012/wordml" xmlns:w16cex="http://schemas.microsoft.com/office/word/2018/wordml/cex" xmlns:w16cid="http://schemas.microsoft.com/office/word/2016/wordml/cid" xmlns:w16="http://schemas.microsoft.com/office/word/2018/wordml" xmlns:w16sdtdh="http://schemas.microsoft.com/office/word/2020/wordml/sdtdatahash" xmlns:w16se="http://schemas.microsoft.com/office/word/2015/wordml/symex" mc:Ignorable="w14 w15 w16se w16cid w16 w16cex w16sdtdh">
   <w:docDefaults>
     <w:rPrDefault>
       <w:rPr>
@@ -914,7 +1168,6 @@
   <w:style w:type="character" w:default="1" w:styleId="a0">
     <w:name w:val="Default Paragraph Font"/>
     <w:uiPriority w:val="1"/>
-    <w:semiHidden/>
     <w:unhideWhenUsed/>
   </w:style>
   <w:style w:type="table" w:default="1" w:styleId="a1">
@@ -959,8 +1212,8 @@
       <w:szCs w:val="28"/>
     </w:rPr>
   </w:style>
-  <w:style w:type="paragraph" w:customStyle="1" w:styleId="header">
-    <w:name w:val="header"/>
+  <w:style w:type="paragraph" w:customStyle="1" w:styleId="1">
+    <w:name w:val="Верхний колонтитул1"/>
     <w:basedOn w:val="a"/>
     <w:pPr>
       <w:spacing w:before="100" w:beforeAutospacing="1" w:after="60"/>
@@ -979,8 +1232,8 @@
       <w:szCs w:val="22"/>
     </w:rPr>
   </w:style>
-  <w:style w:type="paragraph" w:customStyle="1" w:styleId="title">
-    <w:name w:val="title"/>
+  <w:style w:type="paragraph" w:customStyle="1" w:styleId="10">
+    <w:name w:val="Заголовок1"/>
     <w:basedOn w:val="a"/>
     <w:pPr>
       <w:spacing w:before="300" w:after="150"/>
@@ -993,8 +1246,8 @@
       <w:szCs w:val="32"/>
     </w:rPr>
   </w:style>
-  <w:style w:type="paragraph" w:customStyle="1" w:styleId="subtitle">
-    <w:name w:val="subtitle"/>
+  <w:style w:type="paragraph" w:customStyle="1" w:styleId="11">
+    <w:name w:val="Подзаголовок1"/>
     <w:basedOn w:val="a"/>
     <w:pPr>
       <w:spacing w:before="100" w:beforeAutospacing="1" w:after="150"/>
@@ -1023,8 +1276,8 @@
       <w:bCs/>
     </w:rPr>
   </w:style>
-  <w:style w:type="paragraph" w:customStyle="1" w:styleId="signature">
-    <w:name w:val="signature"/>
+  <w:style w:type="paragraph" w:customStyle="1" w:styleId="12">
+    <w:name w:val="Подпись1"/>
     <w:basedOn w:val="a"/>
     <w:pPr>
       <w:spacing w:before="300" w:after="100" w:afterAutospacing="1"/>

--- a/templates/defect_act_template.docx
+++ b/templates/defect_act_template.docx
@@ -37,21 +37,7 @@
         <w:rPr>
           <w:rFonts w:eastAsia="Times New Roman"/>
         </w:rPr>
-        <w:t xml:space="preserve">692906, Приморский край, г. Находка, ул. Первая, </w:t>
-      </w:r>
-      <w:proofErr w:type="spellStart"/>
-      <w:r>
-        <w:rPr>
-          <w:rFonts w:eastAsia="Times New Roman"/>
-        </w:rPr>
-        <w:t>зд</w:t>
-      </w:r>
-      <w:proofErr w:type="spellEnd"/>
-      <w:r>
-        <w:rPr>
-          <w:rFonts w:eastAsia="Times New Roman"/>
-        </w:rPr>
-        <w:t>. 1Б</w:t>
+        <w:t>692906, Приморский край, г. Находка, ул. Первая, зд. 1Б</w:t>
       </w:r>
     </w:p>
     <w:p>
@@ -136,9 +122,16 @@
           <w:b/>
           <w:bCs/>
         </w:rPr>
-        <w:t>{{</w:t>
-      </w:r>
-      <w:proofErr w:type="spellStart"/>
+        <w:t>{{ship_code}}</w:t>
+      </w:r>
+      <w:r>
+        <w:rPr>
+          <w:rFonts w:eastAsia="Times New Roman"/>
+          <w:b/>
+          <w:bCs/>
+        </w:rPr>
+        <w:t>-ДА-</w:t>
+      </w:r>
       <w:r>
         <w:rPr>
           <w:rStyle w:val="placeholder1"/>
@@ -146,36 +139,66 @@
           <w:b/>
           <w:bCs/>
         </w:rPr>
-        <w:t>ship_code</w:t>
-      </w:r>
-      <w:proofErr w:type="spellEnd"/>
+        <w:t>{{number}}</w:t>
+      </w:r>
+    </w:p>
+    <w:p>
+      <w:pPr>
+        <w:divId w:val="264844490"/>
+        <w:rPr>
+          <w:rFonts w:eastAsia="Times New Roman"/>
+        </w:rPr>
+      </w:pPr>
+      <w:r>
+        <w:rPr>
+          <w:rFonts w:eastAsia="Times New Roman"/>
+        </w:rPr>
+        <w:t>г. Находка / борт т/х «</w:t>
+      </w:r>
       <w:r>
         <w:rPr>
           <w:rStyle w:val="placeholder1"/>
           <w:rFonts w:eastAsia="Times New Roman"/>
-          <w:b/>
-          <w:bCs/>
-        </w:rPr>
-        <w:t>}}</w:t>
-      </w:r>
-      <w:r>
-        <w:rPr>
-          <w:rFonts w:eastAsia="Times New Roman"/>
-          <w:b/>
-          <w:bCs/>
-        </w:rPr>
-        <w:t>-ДА-</w:t>
+        </w:rPr>
+        <w:t>{{ship}}</w:t>
+      </w:r>
+      <w:r>
+        <w:rPr>
+          <w:rFonts w:eastAsia="Times New Roman"/>
+        </w:rPr>
+        <w:t xml:space="preserve">»              </w:t>
       </w:r>
       <w:r>
         <w:rPr>
           <w:rStyle w:val="placeholder1"/>
           <w:rFonts w:eastAsia="Times New Roman"/>
-          <w:b/>
-          <w:bCs/>
-        </w:rPr>
-        <w:t>{{</w:t>
-      </w:r>
-      <w:proofErr w:type="spellStart"/>
+        </w:rPr>
+        <w:t>{{date}}</w:t>
+      </w:r>
+      <w:r>
+        <w:rPr>
+          <w:rFonts w:eastAsia="Times New Roman"/>
+        </w:rPr>
+        <w:t xml:space="preserve"> г.</w:t>
+      </w:r>
+    </w:p>
+    <w:p>
+      <w:pPr>
+        <w:divId w:val="862523526"/>
+        <w:rPr>
+          <w:rFonts w:eastAsia="Times New Roman"/>
+          <w:b/>
+          <w:bCs/>
+        </w:rPr>
+      </w:pPr>
+      <w:r>
+        <w:rPr>
+          <w:rFonts w:eastAsia="Times New Roman"/>
+          <w:b/>
+          <w:bCs/>
+        </w:rPr>
+        <w:t xml:space="preserve">Судно: </w:t>
+      </w:r>
       <w:r>
         <w:rPr>
           <w:rStyle w:val="placeholder1"/>
@@ -183,9 +206,26 @@
           <w:b/>
           <w:bCs/>
         </w:rPr>
-        <w:t>number</w:t>
-      </w:r>
-      <w:proofErr w:type="spellEnd"/>
+        <w:t>{{ship}}</w:t>
+      </w:r>
+    </w:p>
+    <w:p>
+      <w:pPr>
+        <w:divId w:val="1731805284"/>
+        <w:rPr>
+          <w:rFonts w:eastAsia="Times New Roman"/>
+          <w:b/>
+          <w:bCs/>
+        </w:rPr>
+      </w:pPr>
+      <w:r>
+        <w:rPr>
+          <w:rFonts w:eastAsia="Times New Roman"/>
+          <w:b/>
+          <w:bCs/>
+        </w:rPr>
+        <w:t xml:space="preserve">Оборудование: </w:t>
+      </w:r>
       <w:r>
         <w:rPr>
           <w:rStyle w:val="placeholder1"/>
@@ -193,329 +233,88 @@
           <w:b/>
           <w:bCs/>
         </w:rPr>
-        <w:t>}}</w:t>
-      </w:r>
-    </w:p>
-    <w:p>
-      <w:pPr>
-        <w:divId w:val="264844490"/>
-        <w:rPr>
-          <w:rFonts w:eastAsia="Times New Roman"/>
-        </w:rPr>
-      </w:pPr>
-      <w:r>
-        <w:rPr>
-          <w:rFonts w:eastAsia="Times New Roman"/>
-        </w:rPr>
-        <w:t>г. Находка / борт т/х «</w:t>
+        <w:t>{{equipment}}</w:t>
+      </w:r>
+    </w:p>
+    <w:p>
+      <w:pPr>
+        <w:divId w:val="1619992371"/>
+        <w:rPr>
+          <w:rFonts w:eastAsia="Times New Roman"/>
+          <w:b/>
+          <w:bCs/>
+        </w:rPr>
+      </w:pPr>
+      <w:r>
+        <w:rPr>
+          <w:rFonts w:eastAsia="Times New Roman"/>
+          <w:b/>
+          <w:bCs/>
+        </w:rPr>
+        <w:t xml:space="preserve">Назначение: </w:t>
       </w:r>
       <w:r>
         <w:rPr>
           <w:rStyle w:val="placeholder1"/>
           <w:rFonts w:eastAsia="Times New Roman"/>
-        </w:rPr>
-        <w:t>{{</w:t>
-      </w:r>
-      <w:proofErr w:type="spellStart"/>
+          <w:b/>
+          <w:bCs/>
+        </w:rPr>
+        <w:t>{{purpose}}</w:t>
+      </w:r>
+    </w:p>
+    <w:p>
+      <w:pPr>
+        <w:divId w:val="2004315043"/>
+        <w:rPr>
+          <w:rFonts w:eastAsia="Times New Roman"/>
+          <w:b/>
+          <w:bCs/>
+        </w:rPr>
+      </w:pPr>
+      <w:r>
+        <w:rPr>
+          <w:rFonts w:eastAsia="Times New Roman"/>
+          <w:b/>
+          <w:bCs/>
+        </w:rPr>
+        <w:t xml:space="preserve">Объект работ: </w:t>
+      </w:r>
       <w:r>
         <w:rPr>
           <w:rStyle w:val="placeholder1"/>
           <w:rFonts w:eastAsia="Times New Roman"/>
-        </w:rPr>
-        <w:t>ship</w:t>
-      </w:r>
-      <w:proofErr w:type="spellEnd"/>
+          <w:b/>
+          <w:bCs/>
+        </w:rPr>
+        <w:t>{{work_object}}</w:t>
+      </w:r>
+    </w:p>
+    <w:p>
+      <w:pPr>
+        <w:divId w:val="2085833889"/>
+        <w:rPr>
+          <w:rFonts w:eastAsia="Times New Roman"/>
+          <w:b/>
+          <w:bCs/>
+        </w:rPr>
+      </w:pPr>
+      <w:r>
+        <w:rPr>
+          <w:rFonts w:eastAsia="Times New Roman"/>
+          <w:b/>
+          <w:bCs/>
+        </w:rPr>
+        <w:t xml:space="preserve">Основание: </w:t>
+      </w:r>
       <w:r>
         <w:rPr>
           <w:rStyle w:val="placeholder1"/>
           <w:rFonts w:eastAsia="Times New Roman"/>
-        </w:rPr>
-        <w:t>}</w:t>
-      </w:r>
-      <w:proofErr w:type="gramStart"/>
-      <w:r>
-        <w:rPr>
-          <w:rStyle w:val="placeholder1"/>
-          <w:rFonts w:eastAsia="Times New Roman"/>
-        </w:rPr>
-        <w:t>}</w:t>
-      </w:r>
-      <w:r>
-        <w:rPr>
-          <w:rFonts w:eastAsia="Times New Roman"/>
-        </w:rPr>
-        <w:t>»   </w:t>
-      </w:r>
-      <w:proofErr w:type="gramEnd"/>
-      <w:r>
-        <w:rPr>
-          <w:rFonts w:eastAsia="Times New Roman"/>
-        </w:rPr>
-        <w:t xml:space="preserve">           </w:t>
-      </w:r>
-      <w:r>
-        <w:rPr>
-          <w:rStyle w:val="placeholder1"/>
-          <w:rFonts w:eastAsia="Times New Roman"/>
-        </w:rPr>
-        <w:t>{{</w:t>
-      </w:r>
-      <w:proofErr w:type="spellStart"/>
-      <w:r>
-        <w:rPr>
-          <w:rStyle w:val="placeholder1"/>
-          <w:rFonts w:eastAsia="Times New Roman"/>
-        </w:rPr>
-        <w:t>date</w:t>
-      </w:r>
-      <w:proofErr w:type="spellEnd"/>
-      <w:r>
-        <w:rPr>
-          <w:rStyle w:val="placeholder1"/>
-          <w:rFonts w:eastAsia="Times New Roman"/>
-        </w:rPr>
-        <w:t>}}</w:t>
-      </w:r>
-      <w:r>
-        <w:rPr>
-          <w:rFonts w:eastAsia="Times New Roman"/>
-        </w:rPr>
-        <w:t xml:space="preserve"> г.</w:t>
-      </w:r>
-    </w:p>
-    <w:p>
-      <w:pPr>
-        <w:divId w:val="862523526"/>
-        <w:rPr>
-          <w:rFonts w:eastAsia="Times New Roman"/>
-          <w:b/>
-          <w:bCs/>
-        </w:rPr>
-      </w:pPr>
-      <w:r>
-        <w:rPr>
-          <w:rFonts w:eastAsia="Times New Roman"/>
-          <w:b/>
-          <w:bCs/>
-        </w:rPr>
-        <w:t xml:space="preserve">Судно: </w:t>
-      </w:r>
-      <w:r>
-        <w:rPr>
-          <w:rStyle w:val="placeholder1"/>
-          <w:rFonts w:eastAsia="Times New Roman"/>
-          <w:b/>
-          <w:bCs/>
-        </w:rPr>
-        <w:t>{{</w:t>
-      </w:r>
-      <w:proofErr w:type="spellStart"/>
-      <w:r>
-        <w:rPr>
-          <w:rStyle w:val="placeholder1"/>
-          <w:rFonts w:eastAsia="Times New Roman"/>
-          <w:b/>
-          <w:bCs/>
-        </w:rPr>
-        <w:t>ship</w:t>
-      </w:r>
-      <w:proofErr w:type="spellEnd"/>
-      <w:r>
-        <w:rPr>
-          <w:rStyle w:val="placeholder1"/>
-          <w:rFonts w:eastAsia="Times New Roman"/>
-          <w:b/>
-          <w:bCs/>
-        </w:rPr>
-        <w:t>}}</w:t>
-      </w:r>
-    </w:p>
-    <w:p>
-      <w:pPr>
-        <w:divId w:val="1731805284"/>
-        <w:rPr>
-          <w:rFonts w:eastAsia="Times New Roman"/>
-          <w:b/>
-          <w:bCs/>
-        </w:rPr>
-      </w:pPr>
-      <w:r>
-        <w:rPr>
-          <w:rFonts w:eastAsia="Times New Roman"/>
-          <w:b/>
-          <w:bCs/>
-        </w:rPr>
-        <w:t xml:space="preserve">Оборудование: </w:t>
-      </w:r>
-      <w:r>
-        <w:rPr>
-          <w:rStyle w:val="placeholder1"/>
-          <w:rFonts w:eastAsia="Times New Roman"/>
-          <w:b/>
-          <w:bCs/>
-        </w:rPr>
-        <w:t>{{</w:t>
-      </w:r>
-      <w:proofErr w:type="spellStart"/>
-      <w:r>
-        <w:rPr>
-          <w:rStyle w:val="placeholder1"/>
-          <w:rFonts w:eastAsia="Times New Roman"/>
-          <w:b/>
-          <w:bCs/>
-        </w:rPr>
-        <w:t>equipment</w:t>
-      </w:r>
-      <w:proofErr w:type="spellEnd"/>
-      <w:r>
-        <w:rPr>
-          <w:rStyle w:val="placeholder1"/>
-          <w:rFonts w:eastAsia="Times New Roman"/>
-          <w:b/>
-          <w:bCs/>
-        </w:rPr>
-        <w:t>}}</w:t>
-      </w:r>
-    </w:p>
-    <w:p>
-      <w:pPr>
-        <w:divId w:val="1619992371"/>
-        <w:rPr>
-          <w:rFonts w:eastAsia="Times New Roman"/>
-          <w:b/>
-          <w:bCs/>
-        </w:rPr>
-      </w:pPr>
-      <w:r>
-        <w:rPr>
-          <w:rFonts w:eastAsia="Times New Roman"/>
-          <w:b/>
-          <w:bCs/>
-        </w:rPr>
-        <w:t xml:space="preserve">Назначение: </w:t>
-      </w:r>
-      <w:r>
-        <w:rPr>
-          <w:rStyle w:val="placeholder1"/>
-          <w:rFonts w:eastAsia="Times New Roman"/>
-          <w:b/>
-          <w:bCs/>
-        </w:rPr>
-        <w:t>{{</w:t>
-      </w:r>
-      <w:proofErr w:type="spellStart"/>
-      <w:r>
-        <w:rPr>
-          <w:rStyle w:val="placeholder1"/>
-          <w:rFonts w:eastAsia="Times New Roman"/>
-          <w:b/>
-          <w:bCs/>
-        </w:rPr>
-        <w:t>purpose</w:t>
-      </w:r>
-      <w:proofErr w:type="spellEnd"/>
-      <w:r>
-        <w:rPr>
-          <w:rStyle w:val="placeholder1"/>
-          <w:rFonts w:eastAsia="Times New Roman"/>
-          <w:b/>
-          <w:bCs/>
-        </w:rPr>
-        <w:t>}}</w:t>
-      </w:r>
-    </w:p>
-    <w:p>
-      <w:pPr>
-        <w:divId w:val="2004315043"/>
-        <w:rPr>
-          <w:rFonts w:eastAsia="Times New Roman"/>
-          <w:b/>
-          <w:bCs/>
-        </w:rPr>
-      </w:pPr>
-      <w:r>
-        <w:rPr>
-          <w:rFonts w:eastAsia="Times New Roman"/>
-          <w:b/>
-          <w:bCs/>
-        </w:rPr>
-        <w:t xml:space="preserve">Объект работ: </w:t>
-      </w:r>
-      <w:r>
-        <w:rPr>
-          <w:rStyle w:val="placeholder1"/>
-          <w:rFonts w:eastAsia="Times New Roman"/>
-          <w:b/>
-          <w:bCs/>
-        </w:rPr>
-        <w:t>{{</w:t>
-      </w:r>
-      <w:proofErr w:type="spellStart"/>
-      <w:r>
-        <w:rPr>
-          <w:rStyle w:val="placeholder1"/>
-          <w:rFonts w:eastAsia="Times New Roman"/>
-          <w:b/>
-          <w:bCs/>
-        </w:rPr>
-        <w:t>work_object</w:t>
-      </w:r>
-      <w:proofErr w:type="spellEnd"/>
-      <w:r>
-        <w:rPr>
-          <w:rStyle w:val="placeholder1"/>
-          <w:rFonts w:eastAsia="Times New Roman"/>
-          <w:b/>
-          <w:bCs/>
-        </w:rPr>
-        <w:t>}}</w:t>
-      </w:r>
-    </w:p>
-    <w:p>
-      <w:pPr>
-        <w:divId w:val="2085833889"/>
-        <w:rPr>
-          <w:rFonts w:eastAsia="Times New Roman"/>
-          <w:b/>
-          <w:bCs/>
-        </w:rPr>
-      </w:pPr>
-      <w:r>
-        <w:rPr>
-          <w:rFonts w:eastAsia="Times New Roman"/>
-          <w:b/>
-          <w:bCs/>
-        </w:rPr>
-        <w:t xml:space="preserve">Основание: </w:t>
-      </w:r>
-      <w:r>
-        <w:rPr>
-          <w:rStyle w:val="placeholder1"/>
-          <w:rFonts w:eastAsia="Times New Roman"/>
-          <w:b/>
-          <w:bCs/>
-        </w:rPr>
-        <w:t>{{</w:t>
-      </w:r>
-      <w:proofErr w:type="spellStart"/>
-      <w:r>
-        <w:rPr>
-          <w:rStyle w:val="placeholder1"/>
-          <w:rFonts w:eastAsia="Times New Roman"/>
-          <w:b/>
-          <w:bCs/>
-        </w:rPr>
-        <w:t>basis</w:t>
-      </w:r>
-      <w:proofErr w:type="spellEnd"/>
-      <w:r>
-        <w:rPr>
-          <w:rStyle w:val="placeholder1"/>
-          <w:rFonts w:eastAsia="Times New Roman"/>
-          <w:b/>
-          <w:bCs/>
-        </w:rPr>
-        <w:t>}}</w:t>
+          <w:b/>
+          <w:bCs/>
+        </w:rPr>
+        <w:t>{{basis}}</w:t>
       </w:r>
     </w:p>
     <w:p>
@@ -574,27 +373,7 @@
           <w:color w:val="1A56DB"/>
         </w:rPr>
         <w:br/>
-        <w:t>{{</w:t>
-      </w:r>
-      <w:proofErr w:type="spellStart"/>
-      <w:r>
-        <w:rPr>
-          <w:rFonts w:eastAsia="Times New Roman"/>
-          <w:i/>
-          <w:iCs/>
-          <w:color w:val="1A56DB"/>
-        </w:rPr>
-        <w:t>table</w:t>
-      </w:r>
-      <w:proofErr w:type="spellEnd"/>
-      <w:r>
-        <w:rPr>
-          <w:rFonts w:eastAsia="Times New Roman"/>
-          <w:i/>
-          <w:iCs/>
-          <w:color w:val="1A56DB"/>
-        </w:rPr>
-        <w:t xml:space="preserve">}} </w:t>
+        <w:t xml:space="preserve">{{table}} </w:t>
       </w:r>
     </w:p>
     <w:p>
@@ -602,28 +381,35 @@
         <w:pStyle w:val="a3"/>
         <w:divId w:val="1914657605"/>
         <w:rPr>
-          <w:b/>
-          <w:bCs/>
-        </w:rPr>
-      </w:pPr>
-      <w:r>
-        <w:rPr>
+          <w:rStyle w:val="placeholder1"/>
+          <w:rFonts w:eastAsia="Times New Roman"/>
+          <w:b/>
+          <w:bCs/>
+        </w:rPr>
+      </w:pPr>
+      <w:r>
+        <w:rPr>
+          <w:rStyle w:val="placeholder1"/>
+          <w:rFonts w:eastAsia="Times New Roman"/>
           <w:b/>
           <w:bCs/>
         </w:rPr>
         <w:t>{{</w:t>
       </w:r>
-      <w:proofErr w:type="spellStart"/>
-      <w:r>
-        <w:rPr>
-          <w:b/>
-          <w:bCs/>
+      <w:r>
+        <w:rPr>
+          <w:rStyle w:val="placeholder1"/>
+          <w:rFonts w:eastAsia="Times New Roman"/>
+          <w:b/>
+          <w:bCs/>
+          <w:lang w:val="en-US"/>
         </w:rPr>
         <w:t>special_notes</w:t>
       </w:r>
-      <w:proofErr w:type="spellEnd"/>
-      <w:r>
-        <w:rPr>
+      <w:r>
+        <w:rPr>
+          <w:rStyle w:val="placeholder1"/>
+          <w:rFonts w:eastAsia="Times New Roman"/>
           <w:b/>
           <w:bCs/>
         </w:rPr>
@@ -686,35 +472,10 @@
         <w:rPr>
           <w:rStyle w:val="placeholder1"/>
         </w:rPr>
-        <w:t>{{</w:t>
-      </w:r>
-      <w:proofErr w:type="spellStart"/>
-      <w:r>
-        <w:rPr>
-          <w:rStyle w:val="placeholder1"/>
-        </w:rPr>
-        <w:t>ship</w:t>
-      </w:r>
-      <w:proofErr w:type="spellEnd"/>
-      <w:r>
-        <w:rPr>
-          <w:rStyle w:val="placeholder1"/>
-        </w:rPr>
-        <w:t>}</w:t>
-      </w:r>
-      <w:proofErr w:type="gramStart"/>
-      <w:r>
-        <w:rPr>
-          <w:rStyle w:val="placeholder1"/>
-        </w:rPr>
-        <w:t>}</w:t>
-      </w:r>
-      <w:r>
-        <w:t>»   </w:t>
-      </w:r>
-      <w:proofErr w:type="gramEnd"/>
-      <w:r>
-        <w:t xml:space="preserve">    / </w:t>
+        <w:t>{{ship}}</w:t>
+      </w:r>
+      <w:r>
+        <w:t xml:space="preserve">»       / </w:t>
       </w:r>
       <w:r>
         <w:rPr>
@@ -1168,6 +929,7 @@
   <w:style w:type="character" w:default="1" w:styleId="a0">
     <w:name w:val="Default Paragraph Font"/>
     <w:uiPriority w:val="1"/>
+    <w:semiHidden/>
     <w:unhideWhenUsed/>
   </w:style>
   <w:style w:type="table" w:default="1" w:styleId="a1">
